--- a/resources/pdfs/FrontisMatter-FINAL-3.docx
+++ b/resources/pdfs/FrontisMatter-FINAL-3.docx
@@ -1334,6 +1334,103 @@
         <w:ind w:left="360"/>
         <w:jc w:val="center"/>
       </w:pPr>
+      <w:r>
+        <w:rPr>
+          <w:rFonts w:ascii="Libre Baskerville" w:hAnsi="Libre Baskerville"/>
+          <w:b/>
+        </w:rPr>
+        <w:t xml:space="preserve">I*POW </w:t>
+      </w:r>
+      <w:r>
+        <w:rPr>
+          <w:rFonts w:ascii="Libre Baskerville" w:hAnsi="Libre Baskerville"/>
+          <w:b/>
+          <w:color w:val="FF0000"/>
+        </w:rPr>
+        <w:t>1</w:t>
+      </w:r>
+      <w:r>
+        <w:rPr>
+          <w:rFonts w:ascii="Libre Baskerville" w:hAnsi="Libre Baskerville"/>
+          <w:b/>
+          <w:color w:val="FF0000"/>
+          <w:vertAlign w:val="superscript"/>
+        </w:rPr>
+        <w:t>st</w:t>
+      </w:r>
+      <w:r>
+        <w:rPr>
+          <w:rFonts w:ascii="Libre Baskerville" w:hAnsi="Libre Baskerville"/>
+          <w:b/>
+          <w:color w:val="FF0000"/>
+        </w:rPr>
+        <w:t xml:space="preserve"> </w:t>
+      </w:r>
+      <w:r>
+        <w:rPr>
+          <w:rFonts w:ascii="Libre Baskerville" w:hAnsi="Libre Baskerville"/>
+          <w:b/>
+          <w:color w:val="FF0000"/>
+        </w:rPr>
+        <w:t>Revision</w:t>
+      </w:r>
+      <w:r>
+        <w:rPr>
+          <w:rFonts w:ascii="Libre Baskerville" w:hAnsi="Libre Baskerville"/>
+          <w:color w:val="FF0000"/>
+        </w:rPr>
+        <w:t xml:space="preserve"> </w:t>
+      </w:r>
+      <w:r>
+        <w:rPr>
+          <w:rFonts w:ascii="Libre Baskerville" w:hAnsi="Libre Baskerville"/>
+        </w:rPr>
+        <w:t xml:space="preserve">on </w:t>
+      </w:r>
+      <w:r>
+        <w:rPr>
+          <w:rFonts w:ascii="Libre Baskerville" w:hAnsi="Libre Baskerville"/>
+          <w:b/>
+        </w:rPr>
+        <w:t>6</w:t>
+      </w:r>
+      <w:r>
+        <w:rPr>
+          <w:rFonts w:ascii="Libre Baskerville" w:hAnsi="Libre Baskerville"/>
+          <w:b/>
+          <w:vertAlign w:val="superscript"/>
+        </w:rPr>
+        <w:t>th</w:t>
+      </w:r>
+      <w:r>
+        <w:rPr>
+          <w:rFonts w:ascii="Libre Baskerville" w:hAnsi="Libre Baskerville"/>
+          <w:b/>
+        </w:rPr>
+        <w:t xml:space="preserve"> </w:t>
+      </w:r>
+      <w:r>
+        <w:rPr>
+          <w:rFonts w:ascii="Libre Baskerville" w:hAnsi="Libre Baskerville"/>
+          <w:b/>
+        </w:rPr>
+        <w:t>September</w:t>
+      </w:r>
+      <w:bookmarkStart w:id="0" w:name="_GoBack"/>
+      <w:bookmarkEnd w:id="0"/>
+      <w:r>
+        <w:rPr>
+          <w:rFonts w:ascii="Libre Baskerville" w:hAnsi="Libre Baskerville"/>
+          <w:b/>
+        </w:rPr>
+        <w:t>, 2025</w:t>
+      </w:r>
+    </w:p>
+    <w:p>
+      <w:pPr>
+        <w:ind w:left="360"/>
+        <w:jc w:val="center"/>
+      </w:pPr>
     </w:p>
     <w:p/>
     <w:p>
@@ -1345,8 +1442,6 @@
       <w:r>
         <w:tab/>
       </w:r>
-      <w:bookmarkStart w:id="0" w:name="_GoBack"/>
-      <w:bookmarkEnd w:id="0"/>
     </w:p>
     <w:p/>
     <w:p>
